--- a/src/Tests/Inputs/agendas-minutes/12/input.docx
+++ b/src/Tests/Inputs/agendas-minutes/12/input.docx
@@ -8,12 +8,12 @@
         <w:tblW w:w="5150" w:type="pct"/>
         <w:tblInd w:w="-288" w:type="dxa"/>
         <w:tblBorders>
-          <w:top w:val="none" w:sz="0" w:space="0" w:color="auto"/>
-          <w:left w:val="none" w:sz="0" w:space="0" w:color="auto"/>
-          <w:bottom w:val="none" w:sz="0" w:space="0" w:color="auto"/>
-          <w:right w:val="none" w:sz="0" w:space="0" w:color="auto"/>
-          <w:insideH w:val="none" w:sz="0" w:space="0" w:color="auto"/>
-          <w:insideV w:val="none" w:sz="0" w:space="0" w:color="auto"/>
+          <w:top w:val="none" w:color="auto" w:sz="0" w:space="0"/>
+          <w:left w:val="none" w:color="auto" w:sz="0" w:space="0"/>
+          <w:bottom w:val="none" w:color="auto" w:sz="0" w:space="0"/>
+          <w:right w:val="none" w:color="auto" w:sz="0" w:space="0"/>
+          <w:insideH w:val="none" w:color="auto" w:sz="0" w:space="0"/>
+          <w:insideV w:val="none" w:color="auto" w:sz="0" w:space="0"/>
         </w:tblBorders>
         <w:shd w:val="clear" w:color="auto" w:fill="EAEAEA" w:themeFill="background2"/>
         <w:tblCellMar>
@@ -37,7 +37,7 @@
             <w:pPr>
               <w:pStyle w:val="Date"/>
             </w:pPr>
-            <w:bookmarkStart w:id="0" w:name="_GoBack"/>
+            <w:bookmarkStart w:name="_GoBack" w:id="0"/>
             <w:bookmarkEnd w:id="0"/>
             <w:r>
               <w:t>[Date]</w:t>
@@ -57,12 +57,12 @@
         <w:tblW w:w="5150" w:type="pct"/>
         <w:tblInd w:w="-288" w:type="dxa"/>
         <w:tblBorders>
-          <w:top w:val="none" w:sz="0" w:space="0" w:color="auto"/>
-          <w:left w:val="none" w:sz="0" w:space="0" w:color="auto"/>
-          <w:bottom w:val="none" w:sz="0" w:space="0" w:color="auto"/>
-          <w:right w:val="none" w:sz="0" w:space="0" w:color="auto"/>
-          <w:insideH w:val="none" w:sz="0" w:space="0" w:color="auto"/>
-          <w:insideV w:val="none" w:sz="0" w:space="0" w:color="auto"/>
+          <w:top w:val="none" w:color="auto" w:sz="0" w:space="0"/>
+          <w:left w:val="none" w:color="auto" w:sz="0" w:space="0"/>
+          <w:bottom w:val="none" w:color="auto" w:sz="0" w:space="0"/>
+          <w:right w:val="none" w:color="auto" w:sz="0" w:space="0"/>
+          <w:insideH w:val="none" w:color="auto" w:sz="0" w:space="0"/>
+          <w:insideV w:val="none" w:color="auto" w:sz="0" w:space="0"/>
         </w:tblBorders>
         <w:tblCellMar>
           <w:left w:w="288" w:type="dxa"/>
